--- a/rapports/16_02_2026/Abdou_FAYE/coh_EQ30_sup_131101000048.docx
+++ b/rapports/16_02_2026/Abdou_FAYE/coh_EQ30_sup_131101000048.docx
@@ -25,7 +25,7 @@
         <w:br/>
         <w:t>Grappe: 131101000048</w:t>
         <w:br/>
-        <w:t>Date: 16/02/2026 a 12:41</w:t>
+        <w:t>Date: 16/02/2026 a 12:58</w:t>
       </w:r>
     </w:p>
     <w:p/>

--- a/rapports/16_02_2026/Abdou_FAYE/coh_EQ30_sup_131101000048.docx
+++ b/rapports/16_02_2026/Abdou_FAYE/coh_EQ30_sup_131101000048.docx
@@ -25,7 +25,7 @@
         <w:br/>
         <w:t>Grappe: 131101000048</w:t>
         <w:br/>
-        <w:t>Date: 16/02/2026 a 12:58</w:t>
+        <w:t>Date: 16/02/2026 a 13:05</w:t>
       </w:r>
     </w:p>
     <w:p/>
@@ -359,7 +359,7 @@
           </w:tcPr>
           <w:p>
             <w:r>
-              <w:t>Section3</w:t>
+              <w:t>Section0</w:t>
             </w:r>
           </w:p>
         </w:tc>
@@ -369,7 +369,7 @@
           </w:tcPr>
           <w:p>
             <w:r>
-              <w:t>Sante</w:t>
+              <w:t>Identification et renseignements de controle</w:t>
             </w:r>
           </w:p>
         </w:tc>
@@ -411,7 +411,7 @@
           </w:tcPr>
           <w:p>
             <w:r>
-              <w:t>9</w:t>
+              <w:t>8</w:t>
             </w:r>
           </w:p>
         </w:tc>
@@ -423,7 +423,7 @@
           </w:tcPr>
           <w:p>
             <w:r>
-              <w:t>Section12</w:t>
+              <w:t>Section3</w:t>
             </w:r>
           </w:p>
         </w:tc>
@@ -433,7 +433,7 @@
           </w:tcPr>
           <w:p>
             <w:r>
-              <w:t>Actifs du menage</w:t>
+              <w:t>Sante</w:t>
             </w:r>
           </w:p>
         </w:tc>
@@ -443,7 +443,7 @@
           </w:tcPr>
           <w:p>
             <w:r>
-              <w:t>8</w:t>
+              <w:t>7</w:t>
             </w:r>
           </w:p>
         </w:tc>
@@ -487,7 +487,7 @@
           </w:tcPr>
           <w:p>
             <w:r>
-              <w:t>Section11</w:t>
+              <w:t>Section12</w:t>
             </w:r>
           </w:p>
         </w:tc>
@@ -497,7 +497,7 @@
           </w:tcPr>
           <w:p>
             <w:r>
-              <w:t>Caracteristiques logement</w:t>
+              <w:t>Actifs du menage</w:t>
             </w:r>
           </w:p>
         </w:tc>
@@ -507,7 +507,7 @@
           </w:tcPr>
           <w:p>
             <w:r>
-              <w:t>5</w:t>
+              <w:t>6</w:t>
             </w:r>
           </w:p>
         </w:tc>
@@ -678,7 +678,7 @@
               <w:rPr>
                 <w:sz w:val="14"/>
               </w:rPr>
-              <w:t>EQ30_enq2</w:t>
+              <w:t>EQ30_sup</w:t>
             </w:r>
           </w:p>
         </w:tc>
@@ -704,7 +704,7 @@
               <w:rPr>
                 <w:sz w:val="14"/>
               </w:rPr>
-              <w:t>Papa Sadio COULIBALY</w:t>
+              <w:t>Baye Asse DIOP</w:t>
             </w:r>
           </w:p>
         </w:tc>
@@ -839,6 +839,27 @@
           <w:color w:val="4672C4"/>
           <w:sz w:val="22"/>
         </w:rPr>
+        <w:t>&gt;&gt; Section0 - Identification et renseignements de controle</w:t>
+      </w:r>
+    </w:p>
+    <w:p>
+      <w:pPr>
+        <w:ind w:left="283"/>
+      </w:pPr>
+      <w:r>
+        <w:rPr>
+          <w:sz w:val="20"/>
+        </w:rPr>
+        <w:t>- Le questionnaire semble ne pas être complètement fini mais le questionnaire est en statut complet, prière de compléter le questionnaire.</w:t>
+      </w:r>
+    </w:p>
+    <w:p>
+      <w:r>
+        <w:rPr>
+          <w:b/>
+          <w:color w:val="4672C4"/>
+          <w:sz w:val="22"/>
+        </w:rPr>
         <w:t>&gt;&gt; Section1 - Caracteristiques des membres</w:t>
       </w:r>
     </w:p>
@@ -850,6 +871,10 @@
         <w:rPr>
           <w:sz w:val="20"/>
         </w:rPr>
+        <w:t xml:space="preserve">- Attention ! Le montant (5000 Fcfa) dépensé ou reçu en cadeau pour les recharges internet ou de forfaits de données mobiles(hors appels vocaux), aucours des 30 derniers jours de  Diarryatou Touré est relativement élevé par rapport aux autres montants depansés observés dans cette zone. Prière de corriger ou de confirmer avec le QG. </w:t>
+        <w:br/>
+        <w:t xml:space="preserve">- Attention ! Le montant (5000 Fcfa) dépensé ou reçu en cadeau pour les recharges internet ou de forfaits de données mobiles(hors appels vocaux), aucours des 30 derniers jours de  Fatou Binetou Diallo est relativement élevé par rapport aux autres montants depansés observés dans cette zone. Prière de corriger ou de confirmer avec le QG. </w:t>
+        <w:br/>
         <w:t>- La raison principale pour laquelle que Amadou Touré est venu vivre dans cette localité est malade et semble exister dans les modalités, prière de prendre attache avec le QG pour plus d'explication afin de la classer bien.</w:t>
       </w:r>
     </w:p>
@@ -965,7 +990,7 @@
         <w:rPr>
           <w:sz w:val="20"/>
         </w:rPr>
-        <w:t>- Attention ! Le prix unitaire d'achat (200 Fcfa) de Poireau en Tas (Petit) est relativement élevé par rapport aux autres prix observés dans cette zone. Prière de corriger ou de confirmer avec le QG. Attention ! Le prix unitaire d'achat (600 Fcfa) de Boissons énergisantes (cody's, 3X, rinho, doppel, okalamar, etc.) en Canette de 33 cl (taille unique) est relativement élevé par rapport aux autres prix observés dans cette zone. Prière de corriger ou de confirmer avec le QG. Avertissement!! La quantité (5 litre) du produit Huile de soja  consommée  par le ménage semble très élevé, prière de corriger ou confirmer avec le QG. Avertissement!!! Le ménage a consommé 7 Paquet Petit de Thé en sachet, cette quantité semble anormale pour une consommation des 7 derniers jours.Prière de corriger ou de confirmer avec le QG. Avertissement!! le prix unitaire (100 Fcfa) de Thé en sachet (unité: Paquet) de taille Petit est très faible ou élevé. Prière de corriger ou de confirmer avec le QG. Incohérence!! Dans ce ménage, chaque individus consomme par jour 34.45214 Kg  de cereale; Prière de revoir les quantités prises de ces produits. Incohérence!! Dans ce ménage, chaque individus consomme par jour 34.45214 Kg  de cereale; Prière de revoir les quantités prises de ces produits.</w:t>
+        <w:t>- Attention ! Le prix unitaire d'achat (200 Fcfa) de Poireau en Tas (Petit) est relativement élevé par rapport aux autres prix observés dans cette zone. Prière de corriger ou de confirmer avec le QG. Attention ! Le prix unitaire d'achat (600 Fcfa) de Boissons énergisantes (cody's, 3X, rinho, doppel, okalamar, etc.) en Canette de 33 cl (taille unique) est relativement élevé par rapport aux autres prix observés dans cette zone. Prière de corriger ou de confirmer avec le QG. Avertissement!! La quantité (5 litre) du produit Huile de soja  consommée  par le ménage semble très élevé, prière de corriger ou confirmer avec le QG. Attention ! Soupçons de quantité anormale! Le ménage de DIOUMA TOURE avec une taille de 6 personnes a consommé 5 Litre en taille unique de Huile de soja  qui est relativement élevé comme consommation par rapport à la condition de vie des autres ménages de même taille dans cette zone. Prière de corriger ou de confirmer avec le QG. Avertissement!!! Le ménage a consommé 7 Paquet Petit de Thé en sachet, cette quantité semble anormale pour une consommation des 7 derniers jours.Prière de corriger ou de confirmer avec le QG. Avertissement!! le prix unitaire (100 Fcfa) de Thé en sachet (unité: Paquet) de taille Petit est très faible ou élevé. Prière de corriger ou de confirmer avec le QG. Incohérence!! Dans ce ménage, chaque individus consomme par jour 64.69905 Kg  de cereale; Prière de revoir les quantités prises de ces produits. Incohérence!! Dans ce ménage, chaque individus consomme par jour 64.69905 Kg  de cereale; Prière de revoir les quantités prises de ces produits.</w:t>
       </w:r>
     </w:p>
     <w:p>
@@ -1282,7 +1307,7 @@
               <w:rPr>
                 <w:sz w:val="14"/>
               </w:rPr>
-              <w:t>EQ30_enq1</w:t>
+              <w:t>EQ30_sup</w:t>
             </w:r>
           </w:p>
         </w:tc>
@@ -1308,7 +1333,7 @@
               <w:rPr>
                 <w:sz w:val="14"/>
               </w:rPr>
-              <w:t>Assane COULIBALY</w:t>
+              <w:t>Baye Asse DIOP</w:t>
             </w:r>
           </w:p>
         </w:tc>
@@ -1443,6 +1468,27 @@
           <w:color w:val="4672C4"/>
           <w:sz w:val="22"/>
         </w:rPr>
+        <w:t>&gt;&gt; Section0 - Identification et renseignements de controle</w:t>
+      </w:r>
+    </w:p>
+    <w:p>
+      <w:pPr>
+        <w:ind w:left="283"/>
+      </w:pPr>
+      <w:r>
+        <w:rPr>
+          <w:sz w:val="20"/>
+        </w:rPr>
+        <w:t>- Le questionnaire semble ne pas être complètement fini mais le questionnaire est en statut complet, prière de compléter le questionnaire.</w:t>
+      </w:r>
+    </w:p>
+    <w:p>
+      <w:r>
+        <w:rPr>
+          <w:b/>
+          <w:color w:val="4672C4"/>
+          <w:sz w:val="22"/>
+        </w:rPr>
         <w:t>&gt;&gt; Section1 - Caracteristiques des membres</w:t>
       </w:r>
     </w:p>
@@ -1458,7 +1504,9 @@
         <w:br/>
         <w:t xml:space="preserve">-  Avertissement!!!  oumou salama toure  ne possède pas le téléphone android, n'utilise régulièrement pas un téléphone appartenant à une autre personne mais a accès à l'internet, merci de confirmer cette information avec le QG. </w:t>
         <w:br/>
-        <w:t>- Attention ! Le montant (10000 Fcfa) dépensé ou reçu en cadeau pour les cartes prépayées, les transferts de crédit et les abonnements de  aissatou cissokho est relativement élevé par rapport aux autres montants depansés observés dans cette zone. Prière de corriger ou de confirmer avec le QG. Attention ! Le montant (10000 Fcfa) dépensé ou reçu en cadeau pour les recharges internet ou de forfaits de données mobiles(hors appels vocaux), aucours des 30 derniers jours de  aissatou cissokho est relativement élevé par rapport aux autres montants depansés observés dans cette zone. Prière de corriger ou de confirmer avec le QG.</w:t>
+        <w:t xml:space="preserve">- Attention ! Le montant (10000 Fcfa) dépensé ou reçu en cadeau pour les cartes prépayées, les transferts de crédit et les abonnements de  aissatou cissokho est relativement élevé par rapport aux autres montants depansés observés dans cette zone. Prière de corriger ou de confirmer avec le QG. Attention ! Le montant (10000 Fcfa) dépensé ou reçu en cadeau pour les recharges internet ou de forfaits de données mobiles(hors appels vocaux), aucours des 30 derniers jours de  aissatou cissokho est relativement élevé par rapport aux autres montants depansés observés dans cette zone. Prière de corriger ou de confirmer avec le QG. </w:t>
+        <w:br/>
+        <w:t>- Attention ! Le montant (5000 Fcfa) dépensé ou reçu en cadeau pour les recharges internet ou de forfaits de données mobiles(hors appels vocaux), aucours des 30 derniers jours de  hamidou toure est relativement élevé par rapport aux autres montants depansés observés dans cette zone. Prière de corriger ou de confirmer avec le QG.</w:t>
       </w:r>
     </w:p>
     <w:p>
@@ -1571,7 +1619,7 @@
         <w:rPr>
           <w:sz w:val="20"/>
         </w:rPr>
-        <w:t>- Attention ! Le prix unitaire d'achat (13000 Fcfa) de Riz brisé importé en Sac (50 Kg) (taille unique) est relativement faible par rapport aux autres prix observés dans cette zone. Prière de corriger ou de confirmer avec le QG. Attention ! Le prix unitaire d'achat (13000 Fcfa) de Riz local Gambiaka en Sac (50 Kg) (taille unique) est relativement faible par rapport aux autres prix observés dans cette zone. Prière de corriger ou de confirmer avec le QG. Attention ! Le prix unitaire d'achat (200 Fcfa) de Concentré de tomate en Sachets (Petit) est relativement élevé par rapport aux autres prix observés dans cette zone. Prière de corriger ou de confirmer avec le QG. Attention ! Soupçons de quantité anormale! Le ménage de hamidou toure avec une taille de 6 personnes a consommé 2 Sachets en Petit de Concentré de tomate qui est relativement élevé comme consommation par rapport à la condition de vie des autres ménages de même taille dans cette zone. Prière de corriger ou de confirmer avec le QG. Attention ! Le prix unitaire d'achat (400 Fcfa) de Mil en Kg (taille unique) est relativement faible par rapport aux autres prix observés dans cette zone. Prière de corriger ou de confirmer avec le QG. Attention ! Le prix unitaire d'achat (50 Fcfa) de Sel en Sachets (Petit) est relativement faible par rapport aux autres prix observés dans cette zone. Prière de corriger ou de confirmer avec le QG. Attention ! Soupçons de quantité anormale! Le ménage de hamidou toure avec une taille de 6 personnes a consommé 4 Pièce en Petit de Choux qui est relativement élevé comme consommation par rapport à la condition de vie des autres ménages de même taille dans cette zone. Prière de corriger ou de confirmer avec le QG. Attention ! Soupçons de quantité anormale! Le ménage de hamidou toure avec une taille de 6 personnes a consommé 5 Pièce en Petit de Aubergine   qui est relativement élevé comme consommation par rapport à la condition de vie des autres ménages de même taille dans cette zone. Prière de corriger ou de confirmer avec le QG.</w:t>
+        <w:t>- Attention ! Le prix unitaire d'achat (200 Fcfa) de Concentré de tomate en Sachets (Petit) est relativement élevé par rapport aux autres prix observés dans cette zone. Prière de corriger ou de confirmer avec le QG. Attention ! Soupçons de quantité anormale! Le ménage de hamidou toure avec une taille de 6 personnes a consommé 2 Sachets en Petit de Concentré de tomate qui est relativement élevé comme consommation par rapport à la condition de vie des autres ménages de même taille dans cette zone. Prière de corriger ou de confirmer avec le QG. Attention ! Le prix unitaire d'achat (50 Fcfa) de Sel en Sachets (Petit) est relativement faible par rapport aux autres prix observés dans cette zone. Prière de corriger ou de confirmer avec le QG. Attention ! Soupçons de quantité anormale! Le ménage de hamidou toure avec une taille de 6 personnes a consommé 4 Pièce en Petit de Choux qui est relativement élevé comme consommation par rapport à la condition de vie des autres ménages de même taille dans cette zone. Prière de corriger ou de confirmer avec le QG. Attention ! Soupçons de quantité anormale! Le ménage de hamidou toure avec une taille de 6 personnes a consommé 5 Pièce en Petit de Aubergine   qui est relativement élevé comme consommation par rapport à la condition de vie des autres ménages de même taille dans cette zone. Prière de corriger ou de confirmer avec le QG. Incohérence!! Dans ce ménage, chaque individus consomme par jour 1.75 Kg  de cereale; Prière de revoir les quantités prises de ces produits. Incohérence!! Dans ce ménage, chaque individus consomme par jour 1.75 Kg  de cereale; Prière de revoir les quantités prises de ces produits. Attention ! Le prix unitaire d'achat (13000 Fcfa) de Riz brisé importé en Sac (50 Kg) (taille unique) est relativement faible par rapport aux autres prix observés dans cette zone. Prière de corriger ou de confirmer avec le QG. Incohérence!! Dans ce ménage, chaque individus consomme par jour 1.75 Kg  de cereale; Prière de revoir les quantités prises de ces produits. Attention ! Le prix unitaire d'achat (13000 Fcfa) de Riz local Gambiaka en Sac (50 Kg) (taille unique) est relativement faible par rapport aux autres prix observés dans cette zone. Prière de corriger ou de confirmer avec le QG.</w:t>
       </w:r>
     </w:p>
     <w:p>
@@ -2022,6 +2070,27 @@
           <w:color w:val="4672C4"/>
           <w:sz w:val="22"/>
         </w:rPr>
+        <w:t>&gt;&gt; Section0 - Identification et renseignements de controle</w:t>
+      </w:r>
+    </w:p>
+    <w:p>
+      <w:pPr>
+        <w:ind w:left="283"/>
+      </w:pPr>
+      <w:r>
+        <w:rPr>
+          <w:sz w:val="20"/>
+        </w:rPr>
+        <w:t>- Vous avez declaré que le questionnaire est complètement fini mais le questionnaire est en statut partiel, prière de mettre le questionnaire en statut complet s'il est fini.</w:t>
+      </w:r>
+    </w:p>
+    <w:p>
+      <w:r>
+        <w:rPr>
+          <w:b/>
+          <w:color w:val="4672C4"/>
+          <w:sz w:val="22"/>
+        </w:rPr>
         <w:t>&gt;&gt; Section1 - Caracteristiques des membres</w:t>
       </w:r>
     </w:p>
@@ -2033,6 +2102,8 @@
         <w:rPr>
           <w:sz w:val="20"/>
         </w:rPr>
+        <w:t xml:space="preserve">- Attention ! Le montant (5000 Fcfa) dépensé ou reçu en cadeau pour les recharges internet ou de forfaits de données mobiles(hors appels vocaux), aucours des 30 derniers jours de  SOUNGOUTOUMBA  KEITA est relativement élevé par rapport aux autres montants depansés observés dans cette zone. Prière de corriger ou de confirmer avec le QG. </w:t>
+        <w:br/>
         <w:t xml:space="preserve">- Les informations sur l'acte de naissance (ni Jours, ni mois et ni années) de  OUSSEYNOU KEITA  manquent, s'il vous plait pouvez-vous fournir d'effort pour avoir ces informations. </w:t>
         <w:br/>
         <w:t>- Les informations sur l'acte de naissance (ni Jours, ni mois et ni années) de  SOUNGOUTOUMBA KEITA JUNIOR  manquent, s'il vous plait pouvez-vous fournir d'effort pour avoir ces informations.</w:t>
@@ -2056,59 +2127,13 @@
         <w:rPr>
           <w:sz w:val="20"/>
         </w:rPr>
-        <w:t xml:space="preserve">- Peu probable! Awa DIABAKATE  n'arrive pas  à comprendre un petit texte lu dans une langue locale (s02q03). Veuillez corriger ou donner des explications au QG. La raison principale que Awa DIABAKATE n'a pas fait des études dans une école formelle est elle est actuellent marié et semble exister dans les modalités, prière de prendre attache avec le QG pour plus d'explication afin de la classer bien. </w:t>
+        <w:t xml:space="preserve">- Peu probable! Awa DIABAKATE  n'arrive pas  à comprendre un petit texte lu dans une langue locale (s02q03). Veuillez corriger ou donner des explications au QG. </w:t>
         <w:br/>
         <w:t xml:space="preserve">- Peu probable! OUSSEYNOU KEITA  n'arrive pas  à comprendre un petit texte lu dans une langue locale (s02q03). Veuillez corriger ou donner des explications au QG.  Incohérence ! seulement les écoles gouvermentales paient les cotisations (Gouvernement, communauté, ONG ou organisation humanitaire). veuillez, s'il vous plait, confirmer cette information de OUSSEYNOU KEITA avec le QG ou apporter les corrections nécessaires. Le montant des autres depenses pour l'année scolaire de OUSSEYNOU KEITA est faible ou élevé. veuillez, s'il vous plait, confirmer ces informations avec le QG ou apporter les corrections nécessaires. Attention ! Le frais de scolarité (90000 Fcfa) de OUSSEYNOU KEITA en 3ème année de Secondaire 1 (Moyen) Général est relativement élevé par rapport aux autres frais de scolarités observés dans cette zone. Prière de corriger ou de confirmer avec le QG. </w:t>
         <w:br/>
         <w:t xml:space="preserve">- Peu probable! SOUNGOUTOUMBA  KEITA  n'arrive pas  à comprendre un petit texte lu dans une langue locale (s02q03). Veuillez corriger ou donner des explications au QG. Peu probable! SOUNGOUTOUMBA  KEITA  ne sait ni lire, ni écrire, ni comprendre dans aucune des langues  (s02q01,s02q02,s02q03). Veuillez corriger ou donner des explications au QG. </w:t>
         <w:br/>
         <w:t>- Peu probable! SOUNGOUTOUMBA KEITA JUNIOR  n'arrive pas  à comprendre un petit texte lu dans une langue locale (s02q03). Veuillez corriger ou donner des explications au QG.  Incohérence ! seulement les écoles gouvermentales paient les cotisations (Gouvernement, communauté, ONG ou organisation humanitaire). veuillez, s'il vous plait, confirmer cette information de SOUNGOUTOUMBA KEITA JUNIOR avec le QG ou apporter les corrections nécessaires. Attention ! Le frais de scolarité (95000 Fcfa) de SOUNGOUTOUMBA KEITA JUNIOR en 4ème année de Secondaire 1 (Moyen) Général est relativement élevé par rapport aux autres frais de scolarités observés dans cette zone. Prière de corriger ou de confirmer avec le QG.</w:t>
-      </w:r>
-    </w:p>
-    <w:p>
-      <w:r>
-        <w:rPr>
-          <w:b/>
-          <w:color w:val="4672C4"/>
-          <w:sz w:val="22"/>
-        </w:rPr>
-        <w:t>&gt;&gt; Section3 - Sante</w:t>
-      </w:r>
-    </w:p>
-    <w:p>
-      <w:pPr>
-        <w:ind w:left="283"/>
-      </w:pPr>
-      <w:r>
-        <w:rPr>
-          <w:sz w:val="20"/>
-        </w:rPr>
-        <w:t xml:space="preserve">- Le moyen principal que [NOM] utilise pour se protéger des piqûres de moustiques en dehors de la moustiquaire est ventilateur et semble exister dans les modalités, prière de prendre attache avec le QG pour plus d'explication afin de la classer bien. </w:t>
-        <w:br/>
-        <w:t>- Le moyen principal que [NOM] utilise pour se protéger des piqûres de moustiques en dehors de la moustiquaire est ventilateur et semble exister dans les modalités, prière de prendre attache avec le QG pour plus d'explication afin de la classer bien.</w:t>
-      </w:r>
-    </w:p>
-    <w:p>
-      <w:r>
-        <w:rPr>
-          <w:b/>
-          <w:color w:val="4672C4"/>
-          <w:sz w:val="22"/>
-        </w:rPr>
-        <w:t>&gt;&gt; Section4a - Emploi</w:t>
-      </w:r>
-    </w:p>
-    <w:p>
-      <w:pPr>
-        <w:ind w:left="283"/>
-      </w:pPr>
-      <w:r>
-        <w:rPr>
-          <w:sz w:val="20"/>
-        </w:rPr>
-        <w:t xml:space="preserve">- Avertissement! Généralement les jeunes hommes (10 à 25ans) font des travaux ménager soit apprendre les enfants à reviser leurs léçons ou d'autres cours, OUSSEYNOU KEITA n'a consacré aucune heure pour les travaux cités en s04q01, s04q02, s04q03, s04q04, s04q05, s04q06, s04q07 et s04q08.Prière de regarder pour corriger ou confirmer avec le QG. </w:t>
-        <w:br/>
-        <w:t>- Avertissement! Généralement les jeunes hommes (10 à 25ans) font des travaux ménager soit apprendre les enfants à reviser leurs léçons ou d'autres cours, SOUNGOUTOUMBA KEITA JUNIOR n'a consacré aucune heure pour les travaux cités en s04q01, s04q02, s04q03, s04q04, s04q05, s04q06, s04q07 et s04q08.Prière de regarder pour corriger ou confirmer avec le QG.</w:t>
       </w:r>
     </w:p>
     <w:p>
@@ -2150,7 +2175,7 @@
         <w:rPr>
           <w:sz w:val="20"/>
         </w:rPr>
-        <w:t>- Attention ! Le prix unitaire d'achat (1500 Fcfa) de Capitaine frais en Tas (Petit) est relativement élevé par rapport aux autres prix observés dans cette zone. Prière de corriger ou de confirmer avec le QG. Attention ! Le prix unitaire d'achat (50 Fcfa) de Cube alimentaire (Maggi, Jumbo, ) en Cube (Moyen) est relativement élevé par rapport aux autres prix observés dans cette zone. Prière de corriger ou de confirmer avec le QG. Avertissement!! La quantité (3.5 litre) du produit Huile de soja  consommée  par le ménage semble très élevé, prière de corriger ou confirmer avec le QG. Avertissement!!! Le ménage a consommé 10 Sachets Moyen de Sucre en poudre , cette quantité semble anormale pour une consommation des 7 derniers jours.Prière de corriger ou de confirmer avec le QG. Avertissement!!! Le ménage a consommé 7 Boite (Autre que la boite/pot de tomate) Petit de Thé en sachet, cette quantité semble anormale pour une consommation des 7 derniers jours.Les ménages consomment géneralement en sachet ou en paquet, prière de corriger ou de confirmer avec le QG. Incohérence!! Dans ce ménage, chaque individus consomme par jour 18.69179 Kg  de cereale; Prière de revoir les quantités prises de ces produits. Incohérence!! Dans ce ménage, chaque individus consomme par jour 18.69179 Kg  de cereale; Prière de revoir les quantités prises de ces produits.</w:t>
+        <w:t>- Attention ! Le prix unitaire d'achat (50 Fcfa) de Sel en Sachets (Petit) est relativement faible par rapport aux autres prix observés dans cette zone. Prière de corriger ou de confirmer avec le QG. Avertissement!! La quantité (3.5 litre) du produit Huile de soja  consommée  par le ménage semble très élevé, prière de corriger ou confirmer avec le QG. Avertissement!!! Le ménage a consommé 10 Sachets Moyen de Sucre en poudre , cette quantité semble anormale pour une consommation des 7 derniers jours.Prière de corriger ou de confirmer avec le QG. Avertissement!!! Le ménage a consommé 7 Paquet Petit de Thé en sachet, cette quantité semble anormale pour une consommation des 7 derniers jours.Prière de corriger ou de confirmer avec le QG. Avertissement!! le prix unitaire (21.42857 Fcfa) de Thé en sachet (unité: Paquet) de taille Petit est très faible ou élevé. Prière de corriger ou de confirmer avec le QG. Attention ! Le prix unitaire d'achat (21.42857 Fcfa) de Thé en sachet en Paquet (Petit) est relativement faible par rapport aux autres prix observés dans cette zone. Prière de corriger ou de confirmer avec le QG. Incohérence!! Dans ce ménage, chaque individus consomme par jour 38.01321 Kg  de cereale; Prière de revoir les quantités prises de ces produits. Incohérence!! Dans ce ménage, chaque individus consomme par jour 38.01321 Kg  de cereale; Prière de revoir les quantités prises de ces produits.</w:t>
       </w:r>
     </w:p>
     <w:p>
@@ -2192,11 +2217,11 @@
         <w:rPr>
           <w:sz w:val="20"/>
         </w:rPr>
-        <w:t xml:space="preserve">- Attention ! Lit a été achété à 450000 Fcfa est relativement élevé par rapport aux autres prix d'achat observés dans cette zone. Prière de corriger ou de confirmer avec le QG. </w:t>
-        <w:br/>
         <w:t xml:space="preserve">- Attention ! Table à manger  (table + chaises) a été achété à 75000 Fcfa est relativement élevé par rapport aux autres prix d'achat observés dans cette zone. Prière de corriger ou de confirmer avec le QG. Attention ! Table à manger  (table + chaises) a été revendu à 50000 Fcfa qui est relativement élevé par rapport aux autres prix de revente observés dans cette zone. Prière de corriger ou de confirmer avec le QG. </w:t>
         <w:br/>
-        <w:t>- Attention ! Téléphone portable a été achété à 195000 Fcfa est relativement élevé par rapport aux autres prix d'achat observés dans cette zone. Prière de corriger ou de confirmer avec le QG. Attention ! Téléphone portable a été revendu à 180000 Fcfa qui est relativement élevé par rapport aux autres prix de revente observés dans cette zone. Prière de corriger ou de confirmer avec le QG.</w:t>
+        <w:t xml:space="preserve">- Attention ! Téléphone portable a été achété à 195000 Fcfa est relativement élevé par rapport aux autres prix d'achat observés dans cette zone. Prière de corriger ou de confirmer avec le QG. Attention ! Téléphone portable a été revendu à 180000 Fcfa qui est relativement élevé par rapport aux autres prix de revente observés dans cette zone. Prière de corriger ou de confirmer avec le QG. </w:t>
+        <w:br/>
+        <w:t>- Avertissement!!! Le prix d'achat (10000) de l'article  Antenne parabolique / décodeur est inférieur aux prix de revente (15000)  avec l'âge du bien atteignant 4 ans. Prière de vérifier ou confirmer avec l'enquêté et mettre les bonnes valeurs après verification, s'il le faut.</w:t>
       </w:r>
     </w:p>
     <w:p>
@@ -2402,7 +2427,7 @@
               <w:rPr>
                 <w:sz w:val="14"/>
               </w:rPr>
-              <w:t>EQ30_enq2</w:t>
+              <w:t>EQ30_sup</w:t>
             </w:r>
           </w:p>
         </w:tc>
@@ -2428,7 +2453,7 @@
               <w:rPr>
                 <w:sz w:val="14"/>
               </w:rPr>
-              <w:t>Papa Sadio COULIBALY</w:t>
+              <w:t>Baye Asse DIOP</w:t>
             </w:r>
           </w:p>
         </w:tc>
@@ -2563,6 +2588,48 @@
           <w:color w:val="4672C4"/>
           <w:sz w:val="22"/>
         </w:rPr>
+        <w:t>&gt;&gt; Section0 - Identification et renseignements de controle</w:t>
+      </w:r>
+    </w:p>
+    <w:p>
+      <w:pPr>
+        <w:ind w:left="283"/>
+      </w:pPr>
+      <w:r>
+        <w:rPr>
+          <w:sz w:val="20"/>
+        </w:rPr>
+        <w:t>- Le questionnaire semble ne pas être complètement fini mais le questionnaire est en statut complet, prière de compléter le questionnaire.</w:t>
+      </w:r>
+    </w:p>
+    <w:p>
+      <w:r>
+        <w:rPr>
+          <w:b/>
+          <w:color w:val="4672C4"/>
+          <w:sz w:val="22"/>
+        </w:rPr>
+        <w:t>&gt;&gt; Section1 - Caracteristiques des membres</w:t>
+      </w:r>
+    </w:p>
+    <w:p>
+      <w:pPr>
+        <w:ind w:left="283"/>
+      </w:pPr>
+      <w:r>
+        <w:rPr>
+          <w:sz w:val="20"/>
+        </w:rPr>
+        <w:t>- Attention ! Le montant (5000 Fcfa) dépensé ou reçu en cadeau pour les recharges internet ou de forfaits de données mobiles(hors appels vocaux), aucours des 30 derniers jours de  Fatoumata Foune Kaloga est relativement élevé par rapport aux autres montants depansés observés dans cette zone. Prière de corriger ou de confirmer avec le QG.</w:t>
+      </w:r>
+    </w:p>
+    <w:p>
+      <w:r>
+        <w:rPr>
+          <w:b/>
+          <w:color w:val="4672C4"/>
+          <w:sz w:val="22"/>
+        </w:rPr>
         <w:t>&gt;&gt; Section2 - Education</w:t>
       </w:r>
     </w:p>
@@ -2657,7 +2724,7 @@
         <w:rPr>
           <w:sz w:val="20"/>
         </w:rPr>
-        <w:t>- Attention ! Le prix unitaire d'achat (100 Fcfa) de Gombo en poudre en Sachets (Tres petit) est relativement élevé par rapport aux autres prix observés dans cette zone. Prière de corriger ou de confirmer avec le QG. Attention ! Le prix unitaire d'achat (2000 Fcfa) de Capitaine frais en Tas (Moyen) est relativement élevé par rapport aux autres prix observés dans cette zone. Prière de corriger ou de confirmer avec le QG. Attention ! Soupçons de quantité anormale! Le ménage de GOUDA DEMBELE avec une taille de 9 personnes a consommé 4 Tas en Moyen de Capitaine frais qui est relativement élevé comme consommation par rapport à la condition de vie des autres ménages de même taille dans cette zone. Prière de corriger ou de confirmer avec le QG. Attention ! Le prix unitaire d'achat (5000 Fcfa) de Sel en Sachets (Petit) est relativement élevé par rapport aux autres prix observés dans cette zone. Prière de corriger ou de confirmer avec le QG. Attention ! Soupçons de quantité anormale! Le ménage de GOUDA DEMBELE avec une taille de 9 personnes a consommé 5 Tas en Petit de Gombo frais qui est relativement élevé comme consommation par rapport à la condition de vie des autres ménages de même taille dans cette zone. Prière de corriger ou de confirmer avec le QG. Avertissement!! La quantité (3.75 litre) du produit Huile de soja  consommée  par le ménage semble très élevé, prière de corriger ou confirmer avec le QG. Avertissement!!! Le ménage a consommé 10 Boite (Autre que la boite/pot de tomate) Petit de Thé en sachet, cette quantité semble anormale pour une consommation des 7 derniers jours.Les ménages consomment géneralement en sachet ou en paquet, prière de corriger ou de confirmer avec le QG. Incohérence!! Dans ce ménage, chaque individus consomme par jour 25.13889 Kg  de cereale; Prière de revoir les quantités prises de ces produits. Incohérence!! Dans ce ménage, chaque individus consomme par jour 25.13889 Kg  de cereale; Prière de revoir les quantités prises de ces produits. Incohérence!! Dans ce ménage, chaque individus consomme par jour 25.13889 Kg  de cereale; Prière de revoir les quantités prises de ces produits. Incohérence!! Dans ce ménage, chaque individus consomme par jour 25.13889 Kg  de cereale; Prière de revoir les quantités prises de ces produits. Le ménage a consommé 1 Sac (50 Kg) taille unique de Riz importé parfumé, cette quantité semble anormale pour une consommation des 7 derniers jours. prière de verifier et corriger ou confirmer avec le QG.</w:t>
+        <w:t>- Attention ! Le prix unitaire d'achat (100 Fcfa) de Gombo en poudre en Sachets (Tres petit) est relativement élevé par rapport aux autres prix observés dans cette zone. Prière de corriger ou de confirmer avec le QG. Attention ! Le prix unitaire d'achat (2000 Fcfa) de Capitaine frais en Tas (Moyen) est relativement élevé par rapport aux autres prix observés dans cette zone. Prière de corriger ou de confirmer avec le QG. Attention ! Soupçons de quantité anormale! Le ménage de GOUDA DEMBELE avec une taille de 9 personnes a consommé 4 Tas en Moyen de Capitaine frais qui est relativement élevé comme consommation par rapport à la condition de vie des autres ménages de même taille dans cette zone. Prière de corriger ou de confirmer avec le QG. Attention ! Le prix unitaire d'achat (50 Fcfa) de Beurre en Morceau (Portion) (Petit) est relativement faible par rapport aux autres prix observés dans cette zone. Prière de corriger ou de confirmer avec le QG. Attention ! Le prix unitaire d'achat (5000 Fcfa) de Sel en Sachets (Petit) est relativement élevé par rapport aux autres prix observés dans cette zone. Prière de corriger ou de confirmer avec le QG. Attention ! Soupçons de quantité anormale! Le ménage de GOUDA DEMBELE avec une taille de 9 personnes a consommé 5 Tas en Petit de Gombo frais qui est relativement élevé comme consommation par rapport à la condition de vie des autres ménages de même taille dans cette zone. Prière de corriger ou de confirmer avec le QG. Avertissement!! La quantité (3.75 litre) du produit Huile de soja  consommée  par le ménage semble très élevé, prière de corriger ou confirmer avec le QG. Attention ! Soupçons de quantité anormale! Le ménage de GOUDA DEMBELE avec une taille de 9 personnes a consommé 3.75 Litre en taille unique de Huile de soja  qui est relativement élevé comme consommation par rapport à la condition de vie des autres ménages de même taille dans cette zone. Prière de corriger ou de confirmer avec le QG. Avertissement!!! Le ménage a consommé 10 Boite (Autre que la boite/pot de tomate) Petit de Thé en sachet, cette quantité semble anormale pour une consommation des 7 derniers jours.Les ménages consomment géneralement en sachet ou en paquet, prière de corriger ou de confirmer avec le QG. Incohérence!! Dans ce ménage, chaque individus consomme par jour 42.54365 Kg  de cereale; Prière de revoir les quantités prises de ces produits. Incohérence!! Dans ce ménage, chaque individus consomme par jour 42.54365 Kg  de cereale; Prière de revoir les quantités prises de ces produits. Incohérence!! Dans ce ménage, chaque individus consomme par jour 42.54365 Kg  de cereale; Prière de revoir les quantités prises de ces produits. Incohérence!! Dans ce ménage, chaque individus consomme par jour 42.54365 Kg  de cereale; Prière de revoir les quantités prises de ces produits. Le ménage a consommé 1 Sac (50 Kg) taille unique de Riz importé parfumé, cette quantité semble anormale pour une consommation des 7 derniers jours. prière de verifier et corriger ou confirmer avec le QG.</w:t>
       </w:r>
     </w:p>
     <w:p>
@@ -2727,6 +2794,8 @@
           <w:sz w:val="20"/>
         </w:rPr>
         <w:t xml:space="preserve">- Attention ! Réfrigérateur a été achété à 650000 Fcfa est relativement élevé par rapport aux autres prix d'achat observés dans cette zone. Prière de corriger ou de confirmer avec le QG. </w:t>
+        <w:br/>
+        <w:t xml:space="preserve">- Attention ! Table à manger  (table + chaises) a été revendu à 20000 Fcfa qui est relativement élevé par rapport aux autres prix de revente observés dans cette zone. Prière de corriger ou de confirmer avec le QG. </w:t>
         <w:br/>
         <w:t>- Attention ! Téléphone portable a été achété à 320000 Fcfa est relativement élevé par rapport aux autres prix d'achat observés dans cette zone. Prière de corriger ou de confirmer avec le QG. Attention ! Téléphone portable a été revendu à 300000 Fcfa qui est relativement élevé par rapport aux autres prix de revente observés dans cette zone. Prière de corriger ou de confirmer avec le QG.</w:t>
       </w:r>
@@ -2955,7 +3024,7 @@
               <w:rPr>
                 <w:sz w:val="14"/>
               </w:rPr>
-              <w:t>EQ30_enq1</w:t>
+              <w:t>EQ30_sup</w:t>
             </w:r>
           </w:p>
         </w:tc>
@@ -2981,7 +3050,7 @@
               <w:rPr>
                 <w:sz w:val="14"/>
               </w:rPr>
-              <w:t>Assane COULIBALY</w:t>
+              <w:t>Baye Asse DIOP</w:t>
             </w:r>
           </w:p>
         </w:tc>
@@ -3116,6 +3185,27 @@
           <w:color w:val="4672C4"/>
           <w:sz w:val="22"/>
         </w:rPr>
+        <w:t>&gt;&gt; Section0 - Identification et renseignements de controle</w:t>
+      </w:r>
+    </w:p>
+    <w:p>
+      <w:pPr>
+        <w:ind w:left="283"/>
+      </w:pPr>
+      <w:r>
+        <w:rPr>
+          <w:sz w:val="20"/>
+        </w:rPr>
+        <w:t>- Le questionnaire semble ne pas être complètement fini mais le questionnaire est en statut complet, prière de compléter le questionnaire.</w:t>
+      </w:r>
+    </w:p>
+    <w:p>
+      <w:r>
+        <w:rPr>
+          <w:b/>
+          <w:color w:val="4672C4"/>
+          <w:sz w:val="22"/>
+        </w:rPr>
         <w:t>&gt;&gt; Section1 - Caracteristiques des membres</w:t>
       </w:r>
     </w:p>
@@ -3127,7 +3217,7 @@
         <w:rPr>
           <w:sz w:val="20"/>
         </w:rPr>
-        <w:t xml:space="preserve">- Avertissement! Veuillez renseigner par oui ou non toutes les modalités de la question s01q47. </w:t>
+        <w:t xml:space="preserve">- Avertissement! Veuillez renseigner par oui ou non toutes les modalités de la question s01q47. Attention ! Le montant (5000 Fcfa) dépensé ou reçu en cadeau pour les recharges internet ou de forfaits de données mobiles(hors appels vocaux), aucours des 30 derniers jours de  khoureychi NDIAYE est relativement élevé par rapport aux autres montants depansés observés dans cette zone. Prière de corriger ou de confirmer avec le QG. </w:t>
         <w:br/>
         <w:t xml:space="preserve">-  Avertissement!!!  Diarra ndiaye  ne possède pas le téléphone android, n'utilise régulièrement pas un téléphone appartenant à une autre personne mais a accès à l'internet, merci de confirmer cette information avec le QG. L'ethni de Diarra ndiaye est sarakhoule, prière de bien classer cet ethni qui existe soit dans la liste des ethni ou n'éxiste pas comme ethni. L'utilisations de l'internet  de Diarra ndiaye est regarder films mikeys et semble exister dans les modalités, prière de prendre attache avec le QG pour plus d'explication afin de la classer bien. </w:t>
         <w:br/>
@@ -3246,7 +3336,7 @@
         <w:rPr>
           <w:sz w:val="20"/>
         </w:rPr>
-        <w:t>- Attention ! Le prix unitaire d'achat (1200 Fcfa) de Pomme de terre en Kg (taille unique) est relativement élevé par rapport aux autres prix observés dans cette zone. Prière de corriger ou de confirmer avec le QG. Attention ! Le prix unitaire d'achat (250 Fcfa) de Poivre en Sachets (Petit) est relativement élevé par rapport aux autres prix observés dans cette zone. Prière de corriger ou de confirmer avec le QG. Attention ! Le prix unitaire d'achat (300 Fcfa) de Feuilles de  Haricot en Tas (Petit) est relativement élevé par rapport aux autres prix observés dans cette zone. Prière de corriger ou de confirmer avec le QG. Attention ! Le prix unitaire d'achat (400 Fcfa) de Aubergine   en Tas (Petit) est relativement élevé par rapport aux autres prix observés dans cette zone. Prière de corriger ou de confirmer avec le QG. Attention ! Le prix unitaire d'achat (50 Fcfa) de Sel en Sachets (Petit) est relativement faible par rapport aux autres prix observés dans cette zone. Prière de corriger ou de confirmer avec le QG. Avertissement!! La quantité (3.25 litre) du produit Huile de soja  consommée  par le ménage semble très élevé, prière de corriger ou confirmer avec le QG. Avertissement!!! Le ménage a consommé 10 Cuillère Petit de Chocolat pâte à tartiner, cette quantité semble anormale pour une consommation des 7 derniers jours.Prière de corriger ou de confirmer avec le QG. Avertissement!!! Le ménage a consommé 9 Boite (Autre que la boite/pot de tomate) Petit de Thé en sachet, cette quantité semble anormale pour une consommation des 7 derniers jours.Les ménages consomment géneralement en sachet ou en paquet, prière de corriger ou de confirmer avec le QG. Incohérence!! Dans ce ménage, chaque individus consomme par jour .7428571 Kg  de cereale; Prière de revoir les quantités prises de ces produits.</w:t>
+        <w:t>- Attention ! Le prix unitaire d'achat (104.1667 Fcfa) de Œufs frais en Pièce (taille unique) est relativement faible par rapport aux autres prix observés dans cette zone. Prière de corriger ou de confirmer avec le QG. Attention ! Le prix unitaire d'achat (1200 Fcfa) de Pomme de terre en Kg (taille unique) est relativement élevé par rapport aux autres prix observés dans cette zone. Prière de corriger ou de confirmer avec le QG. Attention ! Le prix unitaire d'achat (250 Fcfa) de Poivre en Sachets (Petit) est relativement élevé par rapport aux autres prix observés dans cette zone. Prière de corriger ou de confirmer avec le QG. Attention ! Le prix unitaire d'achat (300 Fcfa) de Feuilles de  Haricot en Tas (Petit) est relativement élevé par rapport aux autres prix observés dans cette zone. Prière de corriger ou de confirmer avec le QG. Attention ! Le prix unitaire d'achat (400 Fcfa) de Aubergine   en Tas (Petit) est relativement élevé par rapport aux autres prix observés dans cette zone. Prière de corriger ou de confirmer avec le QG. Attention ! Le prix unitaire d'achat (50 Fcfa) de Sel en Sachets (Petit) est relativement faible par rapport aux autres prix observés dans cette zone. Prière de corriger ou de confirmer avec le QG. Avertissement!! La quantité (3.25 litre) du produit Huile de soja  consommée  par le ménage semble très élevé, prière de corriger ou confirmer avec le QG. Avertissement!!! Le ménage a consommé 10 Cuillère Petit de Chocolat pâte à tartiner, cette quantité semble anormale pour une consommation des 7 derniers jours.Prière de corriger ou de confirmer avec le QG. Avertissement!!! Le ménage a consommé 9 Boite (Autre que la boite/pot de tomate) Petit de Thé en sachet, cette quantité semble anormale pour une consommation des 7 derniers jours.Les ménages consomment géneralement en sachet ou en paquet, prière de corriger ou de confirmer avec le QG. Incohérence!! Dans ce ménage, chaque individus consomme par jour 2.285714 Kg  de cereale; Prière de revoir les quantités prises de ces produits.</w:t>
       </w:r>
     </w:p>
     <w:p>
@@ -3288,9 +3378,7 @@
         <w:rPr>
           <w:sz w:val="20"/>
         </w:rPr>
-        <w:t xml:space="preserve">- Attention ! Tapis a été revendu à 22000 Fcfa qui est relativement élevé par rapport aux autres prix de revente observés dans cette zone. Prière de corriger ou de confirmer avec le QG. </w:t>
-        <w:br/>
-        <w:t>- Attention ! Ventilateur sur pied a été achété à 40000 Fcfa est relativement élevé par rapport aux autres prix d'achat observés dans cette zone. Prière de corriger ou de confirmer avec le QG. Attention ! Ventilateur sur pied a été revendu à 25000 Fcfa qui est relativement élevé par rapport aux autres prix de revente observés dans cette zone. Prière de corriger ou de confirmer avec le QG.</w:t>
+        <w:t>- Attention ! Tapis a été revendu à 22000 Fcfa qui est relativement élevé par rapport aux autres prix de revente observés dans cette zone. Prière de corriger ou de confirmer avec le QG.</w:t>
       </w:r>
     </w:p>
     <w:p>
@@ -3517,7 +3605,7 @@
               <w:rPr>
                 <w:sz w:val="14"/>
               </w:rPr>
-              <w:t>EQ30_enq2</w:t>
+              <w:t>EQ30_sup</w:t>
             </w:r>
           </w:p>
         </w:tc>
@@ -3543,7 +3631,7 @@
               <w:rPr>
                 <w:sz w:val="14"/>
               </w:rPr>
-              <w:t>Papa Sadio COULIBALY</w:t>
+              <w:t>Baye Asse DIOP</w:t>
             </w:r>
           </w:p>
         </w:tc>
@@ -3689,7 +3777,7 @@
         <w:rPr>
           <w:sz w:val="20"/>
         </w:rPr>
-        <w:t>- Il est obligatoire de prendre les coordonnées Gps avant d'administrer le questionnaire. Prière de prendre les coordonnées GPS.</w:t>
+        <w:t>- Le questionnaire semble ne pas être complètement fini mais le questionnaire est en statut complet, prière de compléter le questionnaire. Il est obligatoire de prendre les coordonnées Gps avant d'administrer le questionnaire. Prière de prendre les coordonnées GPS.</w:t>
       </w:r>
     </w:p>
     <w:p>
@@ -3846,7 +3934,7 @@
         <w:rPr>
           <w:sz w:val="20"/>
         </w:rPr>
-        <w:t>- Attention ! Le prix unitaire d'achat (100 Fcfa) de Pâte d'arachide en Sachets (Moyen) est relativement faible par rapport aux autres prix observés dans cette zone. Prière de corriger ou de confirmer avec le QG. Attention ! Le prix unitaire d'achat (100 Fcfa) de Vinaigre de vin en Sachets (Petit) est relativement élevé par rapport aux autres prix observés dans cette zone. Prière de corriger ou de confirmer avec le QG. Attention ! Le prix unitaire d'achat (200 Fcfa) de Piment frais en Tas (Petit) est relativement élevé par rapport aux autres prix observés dans cette zone. Prière de corriger ou de confirmer avec le QG. Attention ! Le prix unitaire d'achat (200 Fcfa) de Poireau en Tas (Petit) est relativement élevé par rapport aux autres prix observés dans cette zone. Prière de corriger ou de confirmer avec le QG. Attention ! Le prix unitaire d'achat (50 Fcfa) de Sel en Sachets (Petit) est relativement faible par rapport aux autres prix observés dans cette zone. Prière de corriger ou de confirmer avec le QG. Avertissement!!! Le ménage a consommé 3 Paquet Petit de Thé en sachet, cette quantité semble anormale pour une consommation des 7 derniers jours.Prière de corriger ou de confirmer avec le QG. Avertissement!! le prix unitaire (100 Fcfa) de Thé en sachet (unité: Paquet) de taille Petit est très faible ou élevé. Prière de corriger ou de confirmer avec le QG. Incohérence!! Dans ce ménage, chaque individus consomme par jour 18.88393 Kg  de cereale; Prière de revoir les quantités prises de ces produits. Le ménage a consommé 1 Sac (25 Kg) taille unique de Riz local Gambiaka, cette quantité semble anormale pour une consommation des 7 derniers jours. prière de verifier et corriger ou confirmer avec le QG.</w:t>
+        <w:t>- Attention ! Le prix unitaire d'achat (100 Fcfa) de Pâte d'arachide en Sachets (Moyen) est relativement faible par rapport aux autres prix observés dans cette zone. Prière de corriger ou de confirmer avec le QG. Attention ! Le prix unitaire d'achat (100 Fcfa) de Vinaigre de vin en Sachets (Petit) est relativement élevé par rapport aux autres prix observés dans cette zone. Prière de corriger ou de confirmer avec le QG. Attention ! Le prix unitaire d'achat (200 Fcfa) de Piment frais en Tas (Petit) est relativement élevé par rapport aux autres prix observés dans cette zone. Prière de corriger ou de confirmer avec le QG. Attention ! Le prix unitaire d'achat (200 Fcfa) de Poireau en Tas (Petit) est relativement élevé par rapport aux autres prix observés dans cette zone. Prière de corriger ou de confirmer avec le QG. Attention ! Le prix unitaire d'achat (50 Fcfa) de Sel en Sachets (Petit) est relativement faible par rapport aux autres prix observés dans cette zone. Prière de corriger ou de confirmer avec le QG. Avertissement!!! Le ménage a consommé 3 Paquet Petit de Thé en sachet, cette quantité semble anormale pour une consommation des 7 derniers jours.Prière de corriger ou de confirmer avec le QG. Avertissement!! le prix unitaire (100 Fcfa) de Thé en sachet (unité: Paquet) de taille Petit est très faible ou élevé. Prière de corriger ou de confirmer avec le QG. Incohérence!! Dans ce ménage, chaque individus consomme par jour 32.19178 Kg  de cereale; Prière de revoir les quantités prises de ces produits. Le ménage a consommé 1 Sac (25 Kg) taille unique de Riz local Gambiaka, cette quantité semble anormale pour une consommation des 7 derniers jours. prière de verifier et corriger ou confirmer avec le QG.</w:t>
       </w:r>
     </w:p>
     <w:p>
@@ -4117,7 +4205,7 @@
               <w:rPr>
                 <w:sz w:val="14"/>
               </w:rPr>
-              <w:t>EQ30_enq2</w:t>
+              <w:t>EQ30_sup</w:t>
             </w:r>
           </w:p>
         </w:tc>
@@ -4143,7 +4231,7 @@
               <w:rPr>
                 <w:sz w:val="14"/>
               </w:rPr>
-              <w:t>Papa Sadio COULIBALY</w:t>
+              <w:t>Baye Asse DIOP</w:t>
             </w:r>
           </w:p>
         </w:tc>
@@ -4278,6 +4366,27 @@
           <w:color w:val="4672C4"/>
           <w:sz w:val="22"/>
         </w:rPr>
+        <w:t>&gt;&gt; Section0 - Identification et renseignements de controle</w:t>
+      </w:r>
+    </w:p>
+    <w:p>
+      <w:pPr>
+        <w:ind w:left="283"/>
+      </w:pPr>
+      <w:r>
+        <w:rPr>
+          <w:sz w:val="20"/>
+        </w:rPr>
+        <w:t>- Le questionnaire semble ne pas être complètement fini mais le questionnaire est en statut complet, prière de compléter le questionnaire.</w:t>
+      </w:r>
+    </w:p>
+    <w:p>
+      <w:r>
+        <w:rPr>
+          <w:b/>
+          <w:color w:val="4672C4"/>
+          <w:sz w:val="22"/>
+        </w:rPr>
         <w:t>&gt;&gt; Section1 - Caracteristiques des membres</w:t>
       </w:r>
     </w:p>
@@ -4403,7 +4512,7 @@
         <w:rPr>
           <w:sz w:val="20"/>
         </w:rPr>
-        <w:t>- Attention ! Le prix unitaire d'achat (100 Fcfa) de Citron en Pièce (Petit) est relativement élevé par rapport aux autres prix observés dans cette zone. Prière de corriger ou de confirmer avec le QG. Attention ! Le prix unitaire d'achat (200 Fcfa) de Feuilles de  Haricot en Tas (Petit) est relativement élevé par rapport aux autres prix observés dans cette zone. Prière de corriger ou de confirmer avec le QG. Attention ! Le prix unitaire d'achat (200 Fcfa) de Piment frais en Tas (Petit) est relativement élevé par rapport aux autres prix observés dans cette zone. Prière de corriger ou de confirmer avec le QG. Attention ! Le prix unitaire d'achat (500 Fcfa) de Pâte d'arachide en Sachets (Petit) est relativement élevé par rapport aux autres prix observés dans cette zone. Prière de corriger ou de confirmer avec le QG. Avertissement!! La quantité (5 litre) du produit Huile de soja  consommée  par le ménage semble très élevé, prière de corriger ou confirmer avec le QG. Avertissement!!! Le ménage a consommé 10 Cuillère Moyen de Chocolat pâte à tartiner, cette quantité semble anormale pour une consommation des 7 derniers jours.Prière de corriger ou de confirmer avec le QG. Avertissement!!! Le ménage a consommé 6 Boite (Autre que la boite/pot de tomate) Petit de Thé en sachet, cette quantité semble anormale pour une consommation des 7 derniers jours.Les ménages consomment géneralement en sachet ou en paquet, prière de corriger ou de confirmer avec le QG.</w:t>
+        <w:t>- Attention ! Le prix unitaire d'achat (100 Fcfa) de Citron en Pièce (Petit) est relativement élevé par rapport aux autres prix observés dans cette zone. Prière de corriger ou de confirmer avec le QG. Attention ! Le prix unitaire d'achat (100 Fcfa) de Œufs frais en Pièce (taille unique) est relativement faible par rapport aux autres prix observés dans cette zone. Prière de corriger ou de confirmer avec le QG. Attention ! Le prix unitaire d'achat (200 Fcfa) de Feuilles de  Haricot en Tas (Petit) est relativement élevé par rapport aux autres prix observés dans cette zone. Prière de corriger ou de confirmer avec le QG. Attention ! Le prix unitaire d'achat (200 Fcfa) de Piment frais en Tas (Petit) est relativement élevé par rapport aux autres prix observés dans cette zone. Prière de corriger ou de confirmer avec le QG. Attention ! Le prix unitaire d'achat (500 Fcfa) de Pâte d'arachide en Sachets (Petit) est relativement élevé par rapport aux autres prix observés dans cette zone. Prière de corriger ou de confirmer avec le QG. Avertissement!! La quantité (5 litre) du produit Huile de soja  consommée  par le ménage semble très élevé, prière de corriger ou confirmer avec le QG. Avertissement!!! Le ménage a consommé 10 Cuillère Moyen de Chocolat pâte à tartiner, cette quantité semble anormale pour une consommation des 7 derniers jours.Prière de corriger ou de confirmer avec le QG. Avertissement!!! Le ménage a consommé 6 Boite (Autre que la boite/pot de tomate) Petit de Thé en sachet, cette quantité semble anormale pour une consommation des 7 derniers jours.Les ménages consomment géneralement en sachet ou en paquet, prière de corriger ou de confirmer avec le QG.</w:t>
       </w:r>
     </w:p>
     <w:p>
@@ -4489,9 +4598,7 @@
         <w:rPr>
           <w:sz w:val="20"/>
         </w:rPr>
-        <w:t xml:space="preserve">- Attention ! Appareil TV a été achété à 250000 Fcfa est relativement élevé par rapport aux autres prix d'achat observés dans cette zone. Prière de corriger ou de confirmer avec le QG. </w:t>
-        <w:br/>
-        <w:t>- Attention ! Réchaud (plaque) à gaz ou électrique a été achété à 12000 Fcfa est relativement élevé par rapport aux autres prix d'achat observés dans cette zone. Prière de corriger ou de confirmer avec le QG.</w:t>
+        <w:t>- Attention ! Appareil TV a été achété à 250000 Fcfa est relativement élevé par rapport aux autres prix d'achat observés dans cette zone. Prière de corriger ou de confirmer avec le QG.</w:t>
       </w:r>
     </w:p>
     <w:p>
@@ -4837,6 +4944,27 @@
           <w:color w:val="4672C4"/>
           <w:sz w:val="22"/>
         </w:rPr>
+        <w:t>&gt;&gt; Section0 - Identification et renseignements de controle</w:t>
+      </w:r>
+    </w:p>
+    <w:p>
+      <w:pPr>
+        <w:ind w:left="283"/>
+      </w:pPr>
+      <w:r>
+        <w:rPr>
+          <w:sz w:val="20"/>
+        </w:rPr>
+        <w:t>- Vous avez declaré que le questionnaire est complètement fini mais le questionnaire est en statut partiel, prière de mettre le questionnaire en statut complet s'il est fini.</w:t>
+      </w:r>
+    </w:p>
+    <w:p>
+      <w:r>
+        <w:rPr>
+          <w:b/>
+          <w:color w:val="4672C4"/>
+          <w:sz w:val="22"/>
+        </w:rPr>
         <w:t>&gt;&gt; Section1 - Caracteristiques des membres</w:t>
       </w:r>
     </w:p>
@@ -4851,6 +4979,12 @@
         <w:t xml:space="preserve">- Avertissement!!!  FATOU DIABY  ne possède pas le téléphone android, a accès à l'internet , prière de confirmer cette information. </w:t>
         <w:br/>
         <w:t xml:space="preserve">- Attention ! Le montant (10000 Fcfa) dépensé ou reçu en cadeau pour les recharges internet ou de forfaits de données mobiles(hors appels vocaux), aucours des 30 derniers jours de  MAIMOUNA SADIO SIDIBE est relativement élevé par rapport aux autres montants depansés observés dans cette zone. Prière de corriger ou de confirmer avec le QG. </w:t>
+        <w:br/>
+        <w:t xml:space="preserve">- Attention ! Le montant (5000 Fcfa) dépensé ou reçu en cadeau pour les recharges internet ou de forfaits de données mobiles(hors appels vocaux), aucours des 30 derniers jours de  HABY SADIO DIALLO est relativement élevé par rapport aux autres montants depansés observés dans cette zone. Prière de corriger ou de confirmer avec le QG. </w:t>
+        <w:br/>
+        <w:t xml:space="preserve">- Attention ! Le montant (5000 Fcfa) dépensé ou reçu en cadeau pour les recharges internet ou de forfaits de données mobiles(hors appels vocaux), aucours des 30 derniers jours de  MAMADOU SIDIBE est relativement élevé par rapport aux autres montants depansés observés dans cette zone. Prière de corriger ou de confirmer avec le QG. </w:t>
+        <w:br/>
+        <w:t xml:space="preserve">- Attention ! Le montant (5000 Fcfa) dépensé ou reçu en cadeau pour les recharges internet ou de forfaits de données mobiles(hors appels vocaux), aucours des 30 derniers jours de  SOULEYMANE SIDIBE est relativement élevé par rapport aux autres montants depansés observés dans cette zone. Prière de corriger ou de confirmer avec le QG. </w:t>
         <w:br/>
         <w:t xml:space="preserve">- Attention ! Le montant (8000 Fcfa) dépensé ou reçu en cadeau pour les recharges internet ou de forfaits de données mobiles(hors appels vocaux), aucours des 30 derniers jours de  KADIDIATOU SIDIBE est relativement élevé par rapport aux autres montants depansés observés dans cette zone. Prière de corriger ou de confirmer avec le QG. </w:t>
         <w:br/>
@@ -4990,15 +5124,15 @@
         <w:rPr>
           <w:sz w:val="20"/>
         </w:rPr>
-        <w:t xml:space="preserve">- Attention ! Le nombre de jours que KADIDIATOU SIDIBE a travaillés par mois semble être inférieur à 15. Veuillez, s'il vous plaît, confirmer cette information. Avertissement!!! KADIDIATOU SIDIBE enquêté dans l'emploi principale n'a pas declaré son salaire prière de fournir plus d'effort pour lui demander son salire, vous pouvez utiliser des stratégies pour faire une estimation ou demander des conseils au QG. Avertissement!!! KADIDIATOU SIDIBE enquêté dans l'emploi principale n'a pas declaré son revenu prière de fournir plus d'effort pour lui demander son revenu, vous pouvez utiliser des stratégies pour faire une estimation ou demander des conseils au QG. </w:t>
-        <w:br/>
         <w:t xml:space="preserve">- Attention ! Le nombre de jours que MAMADOU SIDIBE a travaillés par mois semble être inférieur à 15. Veuillez, s'il vous plaît, confirmer cette information. Avertissement!!! MAMADOU SIDIBE enquêté dans l'emploi principale n'a pas declaré son salaire prière de fournir plus d'effort pour lui demander son salire, vous pouvez utiliser des stratégies pour faire une estimation ou demander des conseils au QG. Avertissement!!! MAMADOU SIDIBE enquêté dans l'emploi principale n'a pas declaré son revenu prière de fournir plus d'effort pour lui demander son revenu, vous pouvez utiliser des stratégies pour faire une estimation ou demander des conseils au QG. </w:t>
         <w:br/>
         <w:t xml:space="preserve">- Attention ! Le nombre de jours que MAMBA SIDIBE a travaillés par mois semble être inférieur à 15. Veuillez, s'il vous plaît, confirmer cette information. </w:t>
         <w:br/>
         <w:t xml:space="preserve">- Attention ! Le nombre de jours que PENDA CAMARA a travaillés par mois semble être inférieur à 15. Veuillez, s'il vous plaît, confirmer cette information. </w:t>
         <w:br/>
-        <w:t>- Attention ! Le nombre de jours que SOULEYMANE SIDIBE a travaillés par mois semble être inférieur à 15. Veuillez, s'il vous plaît, confirmer cette information.</w:t>
+        <w:t xml:space="preserve">- Attention ! Le nombre de jours que SOULEYMANE SIDIBE a travaillés par mois semble être inférieur à 15. Veuillez, s'il vous plaît, confirmer cette information. </w:t>
+        <w:br/>
+        <w:t>- Avertissement!!! KADIDIATOU SIDIBE enquêté dans l'emploi principale n'a pas declaré son salaire prière de fournir plus d'effort pour lui demander son salire, vous pouvez utiliser des stratégies pour faire une estimation ou demander des conseils au QG. Avertissement!!! KADIDIATOU SIDIBE enquêté dans l'emploi principale n'a pas declaré son revenu prière de fournir plus d'effort pour lui demander son revenu, vous pouvez utiliser des stratégies pour faire une estimation ou demander des conseils au QG.</w:t>
       </w:r>
     </w:p>
     <w:p>
@@ -5019,28 +5153,7 @@
         <w:rPr>
           <w:sz w:val="20"/>
         </w:rPr>
-        <w:t>- Attention ! Le prix unitaire d'achat (200 Fcfa) de Carotte en Pièce (Moyen) est relativement élevé par rapport aux autres prix observés dans cette zone. Prière de corriger ou de confirmer avec le QG. Attention ! Le prix unitaire d'achat (200 Fcfa) de Cube alimentaire (Maggi, Jumbo, ) en Cube (Moyen) est relativement élevé par rapport aux autres prix observés dans cette zone. Prière de corriger ou de confirmer avec le QG. Attention ! Le prix unitaire d'achat (200 Fcfa) de Oignon frais en Pièce (Moyen) est relativement élevé par rapport aux autres prix observés dans cette zone. Prière de corriger ou de confirmer avec le QG. Avertissement!!! Le ménage a consommé 1 Bidon 20l taille unique de Huile de soja , cette quantité semble anormale pour une consommation des 7 derniers jours, prière de verifier et corriger. Avertissement!!! Le ménage a consommé 1 Paquet Moyen de Thé en sachet, cette quantité semble anormale pour une consommation des 7 derniers jours.Prière de corriger ou de confirmer avec le QG. Incohérence!! Dans ce ménage, chaque individus consomme par jour 13.31122 Kg  de cereale; Prière de revoir les quantités prises de ces produits. Le ménage a consommé 1 Sac (50 Kg) taille unique de Riz brisé importé, cette quantité semble anormale pour une consommation des 7 derniers jours. prière de verifier et corriger ou confirmer avec le QG.</w:t>
-      </w:r>
-    </w:p>
-    <w:p>
-      <w:r>
-        <w:rPr>
-          <w:b/>
-          <w:color w:val="4672C4"/>
-          <w:sz w:val="22"/>
-        </w:rPr>
-        <w:t>&gt;&gt; Section12 - Actifs du menage</w:t>
-      </w:r>
-    </w:p>
-    <w:p>
-      <w:pPr>
-        <w:ind w:left="283"/>
-      </w:pPr>
-      <w:r>
-        <w:rPr>
-          <w:sz w:val="20"/>
-        </w:rPr>
-        <w:t>- Avertissement!!! Le prix d'achat (15000) de l'article  Ordinateur est inférieur aux prix de revente (125000)  avec l'âge du bien atteignant 2 ans. Prière de vérifier ou confirmer avec l'enquêté et mettre les bonnes valeurs après verification, s'il le faut.</w:t>
+        <w:t>- Attention ! Le prix unitaire d'achat (200 Fcfa) de Carotte en Pièce (Moyen) est relativement élevé par rapport aux autres prix observés dans cette zone. Prière de corriger ou de confirmer avec le QG. Attention ! Le prix unitaire d'achat (200 Fcfa) de Cube alimentaire (Maggi, Jumbo, ) en Cube (Moyen) est relativement élevé par rapport aux autres prix observés dans cette zone. Prière de corriger ou de confirmer avec le QG. Attention ! Le prix unitaire d'achat (200 Fcfa) de Oignon frais en Pièce (Moyen) est relativement élevé par rapport aux autres prix observés dans cette zone. Prière de corriger ou de confirmer avec le QG. Avertissement!! La quantité (6 litre) du produit Huile de soja  consommée  par le ménage semble très élevé, prière de corriger ou confirmer avec le QG. Avertissement!!! Le ménage a consommé 10 Paquet Petit de Thé en sachet, cette quantité semble anormale pour une consommation des 7 derniers jours.Prière de corriger ou de confirmer avec le QG. Avertissement!! le prix unitaire (100 Fcfa) de Thé en sachet (unité: Paquet) de taille Petit est très faible ou élevé. Prière de corriger ou de confirmer avec le QG. Incohérence!! Dans ce ménage, chaque individus consomme par jour 21.48809 Kg  de cereale; Prière de revoir les quantités prises de ces produits. Incohérence!! Dans ce ménage, chaque individus consomme par jour 21.48809 Kg  de cereale; Prière de revoir les quantités prises de ces produits.</w:t>
       </w:r>
     </w:p>
     <w:p>
@@ -5386,27 +5499,6 @@
           <w:color w:val="4672C4"/>
           <w:sz w:val="22"/>
         </w:rPr>
-        <w:t>&gt;&gt; Section0 - Identification et renseignements de controle</w:t>
-      </w:r>
-    </w:p>
-    <w:p>
-      <w:pPr>
-        <w:ind w:left="283"/>
-      </w:pPr>
-      <w:r>
-        <w:rPr>
-          <w:sz w:val="20"/>
-        </w:rPr>
-        <w:t>- Le questionnaire semble ne pas être complètement fini mais le questionnaire est en statut complet, prière de compléter le questionnaire.</w:t>
-      </w:r>
-    </w:p>
-    <w:p>
-      <w:r>
-        <w:rPr>
-          <w:b/>
-          <w:color w:val="4672C4"/>
-          <w:sz w:val="22"/>
-        </w:rPr>
         <w:t>&gt;&gt; Section1 - Caracteristiques des membres</w:t>
       </w:r>
     </w:p>
@@ -5458,27 +5550,6 @@
         <w:t xml:space="preserve">- Peu probable! mouhamed yaya coulibaly  n'arrive pas  à comprendre un petit texte lu dans une langue locale (s02q03). Veuillez corriger ou donner des explications au QG. Dans les milieux urbains c'est peu probable de voir une école dont les élèves ou étudiants ne dépensent pas en frais d'uniformes, prière de verifier pour mouhamed yaya coulibaly et corriger ou confirmer avec le QG. </w:t>
         <w:br/>
         <w:t>- Peu probable! youssouf coulibaly  n'arrive pas  à comprendre un petit texte lu dans une langue locale (s02q03). Veuillez corriger ou donner des explications au QG. Dans les milieux urbains c'est peu probable de voir une école dont les élèves ou étudiants ne dépensent pas en frais d'uniformes, prière de verifier pour youssouf coulibaly et corriger ou confirmer avec le QG.</w:t>
-      </w:r>
-    </w:p>
-    <w:p>
-      <w:r>
-        <w:rPr>
-          <w:b/>
-          <w:color w:val="4672C4"/>
-          <w:sz w:val="22"/>
-        </w:rPr>
-        <w:t>&gt;&gt; Section3 - Sante</w:t>
-      </w:r>
-    </w:p>
-    <w:p>
-      <w:pPr>
-        <w:ind w:left="283"/>
-      </w:pPr>
-      <w:r>
-        <w:rPr>
-          <w:sz w:val="20"/>
-        </w:rPr>
-        <w:t>- Le montant(0 FCFA) des dépenses pour chaque visite prénatale de assanatou camara semble faible (voir nul) ou élevé, prière de corriger.</w:t>
       </w:r>
     </w:p>
     <w:p>
@@ -5547,7 +5618,7 @@
         <w:rPr>
           <w:sz w:val="20"/>
         </w:rPr>
-        <w:t>- Attention ! Le prix unitaire d'achat (150 Fcfa) de Pain moderne (Baguette) en miche (Moyen) est relativement faible par rapport aux autres prix observés dans cette zone. Prière de corriger ou de confirmer avec le QG. Attention ! Le prix unitaire d'achat (500 Fcfa) de Poivre en Sachets (Petit) est relativement élevé par rapport aux autres prix observés dans cette zone. Prière de corriger ou de confirmer avec le QG. Attention ! Soupçons de quantité anormale! Le ménage de Ibrahima Coulibaly avec une taille de 11 personnes a consommé 7 Kg en taille unique de Oignon frais qui est relativement élevé comme consommation par rapport à la condition de vie des autres ménages de même taille dans cette zone. Prière de corriger ou de confirmer avec le QG. Avertissement!! La quantité (7.25 litre) du produit Huile de soja  consommée  par le ménage semble très élevé, prière de corriger ou confirmer avec le QG. Attention ! Soupçons de quantité anormale! Le ménage de Ibrahima Coulibaly avec une taille de 11 personnes a consommé 7.25 Litre en taille unique de Huile de soja  qui est relativement élevé comme consommation par rapport à la condition de vie des autres ménages de même taille dans cette zone. Prière de corriger ou de confirmer avec le QG. Avertissement!!! Le ménage a consommé 7 Boite (Autre que la boite/pot de tomate) Petit de Thé en sachet, cette quantité semble anormale pour une consommation des 7 derniers jours.Les ménages consomment géneralement en sachet ou en paquet, prière de corriger ou de confirmer avec le QG. Incohérence!! Dans ce ménage, chaque individus consomme par jour 18.40454 Kg  de cereale; Prière de revoir les quantités prises de ces produits.</w:t>
+        <w:t>- Attention ! Soupçons de quantité anormale! Le ménage de Ibrahima Coulibaly avec une taille de 11 personnes a consommé 7 Kg en taille unique de Oignon frais qui est relativement élevé comme consommation par rapport à la condition de vie des autres ménages de même taille dans cette zone. Prière de corriger ou de confirmer avec le QG. Avertissement!! La quantité (7.25 litre) du produit Huile de soja  consommée  par le ménage semble très élevé, prière de corriger ou confirmer avec le QG. Attention ! Soupçons de quantité anormale! Le ménage de Ibrahima Coulibaly avec une taille de 11 personnes a consommé 7.25 Litre en taille unique de Huile de soja  qui est relativement élevé comme consommation par rapport à la condition de vie des autres ménages de même taille dans cette zone. Prière de corriger ou de confirmer avec le QG. Avertissement!!! Le ménage a consommé 7 Boite (Autre que la boite/pot de tomate) Petit de Thé en sachet, cette quantité semble anormale pour une consommation des 7 derniers jours.Les ménages consomment géneralement en sachet ou en paquet, prière de corriger ou de confirmer avec le QG. Incohérence!! Dans ce ménage, chaque individus consomme par jour 33.9026 Kg  de cereale; Prière de revoir les quantités prises de ces produits.</w:t>
       </w:r>
     </w:p>
     <w:p>
@@ -5578,27 +5649,6 @@
           <w:color w:val="4672C4"/>
           <w:sz w:val="22"/>
         </w:rPr>
-        <w:t>&gt;&gt; Section10b - caracteristiques entreprise non agricole</w:t>
-      </w:r>
-    </w:p>
-    <w:p>
-      <w:pPr>
-        <w:ind w:left="283"/>
-      </w:pPr>
-      <w:r>
-        <w:rPr>
-          <w:sz w:val="20"/>
-        </w:rPr>
-        <w:t>- Le montant dépensé de L'entreprise vente de chaussures pour l'achat de ces marchandises revendues en état, sans transformation ne peut être supérieur aux montants obtenus sur la revente de marchandises achetées et revendues en état au cours des 30 derniers jours ou durant le dernier mois où l'entreprise a fonctionné (s10q47 &gt; s10q46), prière de corriger.</w:t>
-      </w:r>
-    </w:p>
-    <w:p>
-      <w:r>
-        <w:rPr>
-          <w:b/>
-          <w:color w:val="4672C4"/>
-          <w:sz w:val="22"/>
-        </w:rPr>
         <w:t>&gt;&gt; Section11 - Caracteristiques logement</w:t>
       </w:r>
     </w:p>
@@ -5610,7 +5660,7 @@
         <w:rPr>
           <w:sz w:val="20"/>
         </w:rPr>
-        <w:t>- Le moyen que le ménage utilise pour se débarrasser des excréments hors de la concession est fosse septique jamais pleine et semble exister dans les modalités, prière de prendre attache avec le QG pour plus d'explication afin de la classer bien.</w:t>
+        <w:t>- Le moyen que le ménage utilise pour se débarrasser des excréments hors de la concession est je confirme ,fosse septique jamais pleine et semble exister dans les modalités, prière de prendre attache avec le QG pour plus d'explication afin de la classer bien.</w:t>
       </w:r>
     </w:p>
     <w:p>
@@ -5977,27 +6027,6 @@
           <w:color w:val="4672C4"/>
           <w:sz w:val="22"/>
         </w:rPr>
-        <w:t>&gt;&gt; Section0 - Identification et renseignements de controle</w:t>
-      </w:r>
-    </w:p>
-    <w:p>
-      <w:pPr>
-        <w:ind w:left="283"/>
-      </w:pPr>
-      <w:r>
-        <w:rPr>
-          <w:sz w:val="20"/>
-        </w:rPr>
-        <w:t>- Le questionnaire semble ne pas être complètement fini mais le questionnaire est en statut complet, prière de compléter le questionnaire.</w:t>
-      </w:r>
-    </w:p>
-    <w:p>
-      <w:r>
-        <w:rPr>
-          <w:b/>
-          <w:color w:val="4672C4"/>
-          <w:sz w:val="22"/>
-        </w:rPr>
         <w:t>&gt;&gt; Section1 - Caracteristiques des membres</w:t>
       </w:r>
     </w:p>
@@ -6010,6 +6039,8 @@
           <w:sz w:val="20"/>
         </w:rPr>
         <w:t xml:space="preserve">- Avertissement! Veuillez renseigner par oui ou non toutes les modalités de la question s01q47. </w:t>
+        <w:br/>
+        <w:t xml:space="preserve">- Attention ! Le montant (5200 Fcfa) dépensé ou reçu en cadeau pour les recharges internet ou de forfaits de données mobiles(hors appels vocaux), aucours des 30 derniers jours de  remy gnabaly est relativement élevé par rapport aux autres montants depansés observés dans cette zone. Prière de corriger ou de confirmer avec le QG. </w:t>
         <w:br/>
         <w:t>- Incoherence! badara aliou gnabaly dispose d'un téléphone portable à s01q39, donc la raison évoquée ne peut pas être (ne dispose pas d'appareil).</w:t>
       </w:r>
@@ -6071,8 +6102,6 @@
         <w:rPr>
           <w:sz w:val="20"/>
         </w:rPr>
-        <w:t xml:space="preserve">- Le principal problème de santé que adji nafi gueye a eu est maux de ventre et semble exister dans les modalités, prière de prendre attache avec le QG pour plus d'explication afin de la classer bien. </w:t>
-        <w:br/>
         <w:t>- Le principal problème de santé que maguette gueye a eu est maux de pieds et semble exister dans les modalités, prière de prendre attache avec le QG pour plus d'explication afin de la classer bien.</w:t>
       </w:r>
     </w:p>
@@ -6119,11 +6148,11 @@
         <w:rPr>
           <w:sz w:val="20"/>
         </w:rPr>
-        <w:t xml:space="preserve">- || Attention ! Le nombre de jours que aliou gueye a travaillés par mois semble être inférieur à 15. Veuillez, s'il vous plaît, confirmer cette information. Avertissement!!! aliou gueye enquêté dans l'emploi principale n'a pas declaré son salaire prière de fournir plus d'effort pour lui demander son salire, vous pouvez utiliser des stratégies pour faire une estimation ou demander des conseils au QG. Avertissement!!! aliou gueye enquêté dans l'emploi principale n'a pas declaré son revenu prière de fournir plus d'effort pour lui demander son revenu, vous pouvez utiliser des stratégies pour faire une estimation ou demander des conseils au QG. </w:t>
-        <w:br/>
-        <w:t xml:space="preserve">- Attention ! Le nombre de jours que badara aliou gnabaly a travaillés par mois semble être inférieur à 15. Veuillez, s'il vous plaît, confirmer cette information. </w:t>
+        <w:t xml:space="preserve">- || Attention ! Le nombre de jours que badara aliou gnabaly a travaillés par mois semble être inférieur à 15. Veuillez, s'il vous plaît, confirmer cette information. </w:t>
         <w:br/>
         <w:t xml:space="preserve">- Attention ! Le nombre de jours que boubacar gueye a travaillés par mois semble être inférieur à 15. Veuillez, s'il vous plaît, confirmer cette information. Avertissement!!! boubacar gueye enquêté dans l'emploi principale n'a pas declaré son salaire prière de fournir plus d'effort pour lui demander son salire, vous pouvez utiliser des stratégies pour faire une estimation ou demander des conseils au QG. Avertissement!!! boubacar gueye enquêté dans l'emploi principale n'a pas declaré son revenu prière de fournir plus d'effort pour lui demander son revenu, vous pouvez utiliser des stratégies pour faire une estimation ou demander des conseils au QG. </w:t>
+        <w:br/>
+        <w:t xml:space="preserve">- Avertissement!!! aliou gueye enquêté dans l'emploi principale n'a pas declaré son salaire prière de fournir plus d'effort pour lui demander son salire, vous pouvez utiliser des stratégies pour faire une estimation ou demander des conseils au QG. Avertissement!!! aliou gueye enquêté dans l'emploi principale n'a pas declaré son revenu prière de fournir plus d'effort pour lui demander son revenu, vous pouvez utiliser des stratégies pour faire une estimation ou demander des conseils au QG. </w:t>
         <w:br/>
         <w:t>- Avertissement!!! remy gnabaly enquêté dans l'emploi principale n'a pas declaré son salaire prière de fournir plus d'effort pour lui demander son salire, vous pouvez utiliser des stratégies pour faire une estimation ou demander des conseils au QG. Avertissement!!! remy gnabaly enquêté dans l'emploi principale n'a pas declaré son revenu prière de fournir plus d'effort pour lui demander son revenu, vous pouvez utiliser des stratégies pour faire une estimation ou demander des conseils au QG.</w:t>
       </w:r>
@@ -6167,7 +6196,7 @@
         <w:rPr>
           <w:sz w:val="20"/>
         </w:rPr>
-        <w:t>- Attention ! Le prix unitaire d'achat (10 Fcfa) de Choux en Pièce (Petit) est relativement faible par rapport aux autres prix observés dans cette zone. Prière de corriger ou de confirmer avec le QG. Attention ! Le prix unitaire d'achat (1000 Fcfa) de Aubergine sauvage  en Pièce (Petit) est relativement élevé par rapport aux autres prix observés dans cette zone. Prière de corriger ou de confirmer avec le QG. Attention ! Le prix unitaire d'achat (175 Fcfa) de Pain moderne (Baguette) en miche (Moyen) est relativement faible par rapport aux autres prix observés dans cette zone. Prière de corriger ou de confirmer avec le QG. Attention ! Le prix unitaire d'achat (200 Fcfa) de Piment frais en Tas (Petit) est relativement élevé par rapport aux autres prix observés dans cette zone. Prière de corriger ou de confirmer avec le QG. Attention ! Le prix unitaire d'achat (200 Fcfa) de Soumbala (moutarde africaine) en Sachets (Petit) est relativement élevé par rapport aux autres prix observés dans cette zone. Prière de corriger ou de confirmer avec le QG. Attention ! Le prix unitaire d'achat (300 Fcfa) de Piment séché en Sachets (Petit) est relativement élevé par rapport aux autres prix observés dans cette zone. Prière de corriger ou de confirmer avec le QG. Attention ! Le prix unitaire d'achat (300 Fcfa) de Poivre en Sachets (Petit) est relativement élevé par rapport aux autres prix observés dans cette zone. Prière de corriger ou de confirmer avec le QG. Attention ! Le prix unitaire d'achat (50 Fcfa) de Aubergine   en Pièce (Petit) est relativement faible par rapport aux autres prix observés dans cette zone. Prière de corriger ou de confirmer avec le QG. Attention ! Le prix unitaire d'achat (500 Fcfa) de Ail en Sachets (Petit) est relativement élevé par rapport aux autres prix observés dans cette zone. Prière de corriger ou de confirmer avec le QG. Attention ! Le prix unitaire d'achat (500 Fcfa) de Feuilles de  Haricot en Tas (Moyen) est relativement élevé par rapport aux autres prix observés dans cette zone. Prière de corriger ou de confirmer avec le QG. Attention ! Le prix unitaire d'achat (500 Fcfa) de Pâte d'arachide en Sachets (Petit) est relativement élevé par rapport aux autres prix observés dans cette zone. Prière de corriger ou de confirmer avec le QG. Avertissement!! La quantité (3.25 litre) du produit Huile de soja  consommée  par le ménage semble très élevé, prière de corriger ou confirmer avec le QG. Avertissement!!! Le ménage a consommé 10 Boite (Autre que la boite/pot de tomate) Petit de Thé en sachet, cette quantité semble anormale pour une consommation des 7 derniers jours.Les ménages consomment géneralement en sachet ou en paquet, prière de corriger ou de confirmer avec le QG. Incohérence!! Dans ce ménage, chaque individus consomme par jour 6.517858 Kg  de cereale; Prière de revoir les quantités prises de ces produits. Incohérence!! Dans ce ménage, chaque individus consomme par jour 6.517858 Kg  de cereale; Prière de revoir les quantités prises de ces produits.</w:t>
+        <w:t>- Attention ! Le prix unitaire d'achat (1000 Fcfa) de Aubergine sauvage  en Pièce (Petit) est relativement élevé par rapport aux autres prix observés dans cette zone. Prière de corriger ou de confirmer avec le QG. Attention ! Le prix unitaire d'achat (175 Fcfa) de Pain moderne (Baguette) en miche (Moyen) est relativement faible par rapport aux autres prix observés dans cette zone. Prière de corriger ou de confirmer avec le QG. Attention ! Le prix unitaire d'achat (200 Fcfa) de Piment frais en Tas (Petit) est relativement élevé par rapport aux autres prix observés dans cette zone. Prière de corriger ou de confirmer avec le QG. Attention ! Le prix unitaire d'achat (200 Fcfa) de Soumbala (moutarde africaine) en Sachets (Petit) est relativement élevé par rapport aux autres prix observés dans cette zone. Prière de corriger ou de confirmer avec le QG. Attention ! Le prix unitaire d'achat (300 Fcfa) de Piment séché en Sachets (Petit) est relativement élevé par rapport aux autres prix observés dans cette zone. Prière de corriger ou de confirmer avec le QG. Attention ! Le prix unitaire d'achat (300 Fcfa) de Poivre en Sachets (Petit) est relativement élevé par rapport aux autres prix observés dans cette zone. Prière de corriger ou de confirmer avec le QG. Attention ! Le prix unitaire d'achat (50 Fcfa) de Aubergine   en Pièce (Petit) est relativement faible par rapport aux autres prix observés dans cette zone. Prière de corriger ou de confirmer avec le QG. Attention ! Le prix unitaire d'achat (500 Fcfa) de Ail en Sachets (Petit) est relativement élevé par rapport aux autres prix observés dans cette zone. Prière de corriger ou de confirmer avec le QG. Attention ! Le prix unitaire d'achat (500 Fcfa) de Feuilles de  Haricot en Tas (Moyen) est relativement élevé par rapport aux autres prix observés dans cette zone. Prière de corriger ou de confirmer avec le QG. Attention ! Le prix unitaire d'achat (500 Fcfa) de Pâte d'arachide en Sachets (Petit) est relativement élevé par rapport aux autres prix observés dans cette zone. Prière de corriger ou de confirmer avec le QG. Attention ! Le prix unitaire d'achat (500 Fcfa) de Tomate fraîche en Tas (Moyen) est relativement élevé par rapport aux autres prix observés dans cette zone. Prière de corriger ou de confirmer avec le QG. Avertissement!! La quantité (3.25 litre) du produit Huile de soja  consommée  par le ménage semble très élevé, prière de corriger ou confirmer avec le QG. Avertissement!!! Le ménage a consommé 10 Boite (Autre que la boite/pot de tomate) Petit de Thé en sachet, cette quantité semble anormale pour une consommation des 7 derniers jours.Les ménages consomment géneralement en sachet ou en paquet, prière de corriger ou de confirmer avec le QG. Incohérence!! Dans ce ménage, chaque individus consomme par jour 10.89857 Kg  de cereale; Prière de revoir les quantités prises de ces produits. Incohérence!! Dans ce ménage, chaque individus consomme par jour 10.89857 Kg  de cereale; Prière de revoir les quantités prises de ces produits.</w:t>
       </w:r>
     </w:p>
     <w:p>
@@ -6645,7 +6674,7 @@
           <w:color w:val="4672C4"/>
           <w:sz w:val="22"/>
         </w:rPr>
-        <w:t>&gt;&gt; Section1 - Caracteristiques des membres</w:t>
+        <w:t>&gt;&gt; Section0 - Identification et renseignements de controle</w:t>
       </w:r>
     </w:p>
     <w:p>
@@ -6656,7 +6685,7 @@
         <w:rPr>
           <w:sz w:val="20"/>
         </w:rPr>
-        <w:t>- Les catégories socioprofessionnelles du père biologique de  Mamoudou SOW  ne sont pas coherentes, prière de corriger.</w:t>
+        <w:t>- Vous avez declaré que le questionnaire est complètement fini mais le questionnaire est en statut partiel, prière de mettre le questionnaire en statut complet s'il est fini.</w:t>
       </w:r>
     </w:p>
     <w:p>
@@ -6677,7 +6706,7 @@
         <w:rPr>
           <w:sz w:val="20"/>
         </w:rPr>
-        <w:t xml:space="preserve">- Peu probable! Assiatou SOW  n'arrive pas  à comprendre un petit texte lu dans une langue locale (s02q03). Veuillez corriger ou donner des explications au QG. Dans les milieux urbains c'est peu probable de voir une école dont les élèves ou étudiants ne dépensent pas en frais d'uniformes, prière de verifier pour Assiatou SOW et corriger ou confirmer avec le QG. Le montant des autres depenses pour l'année scolaire de Assiatou SOW est faible ou élevé. veuillez, s'il vous plait, confirmer ces informations avec le QG ou apporter les corrections nécessaires. </w:t>
+        <w:t xml:space="preserve">- Peu probable! Assiatou SOW  n'arrive pas  à comprendre un petit texte lu dans une langue locale (s02q03). Veuillez corriger ou donner des explications au QG. Dans les milieux urbains c'est peu probable de voir une école dont les élèves ou étudiants ne dépensent pas en frais d'uniformes, prière de verifier pour Assiatou SOW et corriger ou confirmer avec le QG. </w:t>
         <w:br/>
         <w:t xml:space="preserve">- Peu probable! Hadiyatou Diallo  n'arrive pas  à comprendre un petit texte lu dans une langue locale (s02q03). Veuillez corriger ou donner des explications au QG. </w:t>
         <w:br/>
@@ -6702,7 +6731,7 @@
         <w:rPr>
           <w:sz w:val="20"/>
         </w:rPr>
-        <w:t>- Le montant(19500 FCFA) des dépenses pour chaque visite prénatale de Hadiyatou Diallo semble faible (voir nul) ou élevé, prière de corriger.</w:t>
+        <w:t>- Le montant(22500 FCFA) des dépenses pour chaque visite prénatale de Hadiyatou Diallo semble faible (voir nul) ou élevé, prière de corriger.</w:t>
       </w:r>
     </w:p>
     <w:p>
@@ -6744,7 +6773,7 @@
         <w:rPr>
           <w:sz w:val="20"/>
         </w:rPr>
-        <w:t>- Attention ! Le prix unitaire d'achat (100 Fcfa) de Piment frais en Pièce (Petit) est relativement élevé par rapport aux autres prix observés dans cette zone. Prière de corriger ou de confirmer avec le QG. Attention ! Le prix unitaire d'achat (150 Fcfa) de Sucre en poudre  en Sachets (Petit) est relativement élevé par rapport aux autres prix observés dans cette zone. Prière de corriger ou de confirmer avec le QG. Attention ! Le prix unitaire d'achat (1750 Fcfa) de Viande de bœuf: filet, faux-filet en Tas (Petit) est relativement élevé par rapport aux autres prix observés dans cette zone. Prière de corriger ou de confirmer avec le QG. Attention ! Le prix unitaire d'achat (300 Fcfa) de Citron en Pièce (Moyen) est relativement élevé par rapport aux autres prix observés dans cette zone. Prière de corriger ou de confirmer avec le QG. Attention ! Le prix unitaire d'achat (50 Fcfa) de Sel en Sachets (Petit) est relativement faible par rapport aux autres prix observés dans cette zone. Prière de corriger ou de confirmer avec le QG. Avertissement!! La quantité (4.25 litre) du produit Huile de soja  consommée  par le ménage semble très élevé, prière de corriger ou confirmer avec le QG. Avertissement!!! Le ménage a consommé 5 Boite (Autre que la boite/pot de tomate) Petit de Thé en sachet, cette quantité semble anormale pour une consommation des 7 derniers jours.Les ménages consomment géneralement en sachet ou en paquet, prière de corriger ou de confirmer avec le QG.</w:t>
+        <w:t>- Attention ! Le prix unitaire d'achat (100 Fcfa) de Piment frais en Pièce (Petit) est relativement élevé par rapport aux autres prix observés dans cette zone. Prière de corriger ou de confirmer avec le QG. Attention ! Le prix unitaire d'achat (150 Fcfa) de Sucre en poudre  en Sachets (Petit) est relativement élevé par rapport aux autres prix observés dans cette zone. Prière de corriger ou de confirmer avec le QG. Attention ! Le prix unitaire d'achat (1750 Fcfa) de Viande de bœuf: filet, faux-filet en Tas (Petit) est relativement élevé par rapport aux autres prix observés dans cette zone. Prière de corriger ou de confirmer avec le QG. Attention ! Le prix unitaire d'achat (50 Fcfa) de Sel en Sachets (Petit) est relativement faible par rapport aux autres prix observés dans cette zone. Prière de corriger ou de confirmer avec le QG. Avertissement!! La quantité (3.5 litre) du produit Huile de soja  consommée  par le ménage semble très élevé, prière de corriger ou confirmer avec le QG. Avertissement!!! Le ménage a consommé 5 Paquet Petit de Thé en sachet, cette quantité semble anormale pour une consommation des 7 derniers jours.Prière de corriger ou de confirmer avec le QG. Avertissement!! le prix unitaire (100 Fcfa) de Thé en sachet (unité: Paquet) de taille Petit est très faible ou élevé. Prière de corriger ou de confirmer avec le QG.</w:t>
       </w:r>
     </w:p>
     <w:p>
@@ -6766,27 +6795,6 @@
           <w:sz w:val="20"/>
         </w:rPr>
         <w:t>- Avertissement!!! Le ménage de Mamoudou SOW a comme taille 3 personnes dont ils vivent à KEDOUGOU Urbain et aucune d'entre ne possède une entreprise non agricole, prière de revoir cette partie de la section 10 de ce menage.</w:t>
-      </w:r>
-    </w:p>
-    <w:p>
-      <w:r>
-        <w:rPr>
-          <w:b/>
-          <w:color w:val="4672C4"/>
-          <w:sz w:val="22"/>
-        </w:rPr>
-        <w:t>&gt;&gt; Section12 - Actifs du menage</w:t>
-      </w:r>
-    </w:p>
-    <w:p>
-      <w:pPr>
-        <w:ind w:left="283"/>
-      </w:pPr>
-      <w:r>
-        <w:rPr>
-          <w:sz w:val="20"/>
-        </w:rPr>
-        <w:t>- Attention ! Téléphone portable a été achété à 150000 Fcfa est relativement élevé par rapport aux autres prix d'achat observés dans cette zone. Prière de corriger ou de confirmer avec le QG. Attention ! Téléphone portable a été revendu à 140000 Fcfa qui est relativement élevé par rapport aux autres prix de revente observés dans cette zone. Prière de corriger ou de confirmer avec le QG.</w:t>
       </w:r>
     </w:p>
     <w:p>
